--- a/13-质量与配置管理/配置管理计划(CMP).docx
+++ b/13-质量与配置管理/配置管理计划(CMP).docx
@@ -35,17 +35,17 @@
     </w:p>
     <w:p>
       <w:r>
-        <w:t>| 文档编号 | SRA2026-CMP-V1.0 |</w:t>
+        <w:t>| 文档编号 | SRA2026-CMP-V1.1 |</w:t>
       </w:r>
     </w:p>
     <w:p>
       <w:r>
-        <w:t>| 当前版本 | V1.0 |</w:t>
+        <w:t>| 当前版本 | V1.1 |</w:t>
       </w:r>
     </w:p>
     <w:p>
       <w:r>
-        <w:t>| 版本状态 | 初稿 |</w:t>
+        <w:t>| 版本状态 | 评审流程增强版 |</w:t>
       </w:r>
     </w:p>
     <w:p>
@@ -55,7 +55,7 @@
     </w:p>
     <w:p>
       <w:r>
-        <w:t>| 最后更新 | 2026-05-23 |</w:t>
+        <w:t>| 最后更新 | 2026-05-26 |</w:t>
       </w:r>
     </w:p>
     <w:p>
@@ -117,6 +117,11 @@
       </w:r>
     </w:p>
     <w:p>
+      <w:r>
+        <w:t>| V1.1 | 2026-05-26 | 评审流程增强 | 补充配置项评审流程、版本发布检查和问题修复闭环。 |</w:t>
+      </w:r>
+    </w:p>
+    <w:p>
       <w:pPr>
         <w:pStyle w:val="Heading1"/>
       </w:pPr>
@@ -134,7 +139,7 @@
     </w:p>
     <w:p>
       <w:r>
-        <w:t>本文档依据 GB/T 8567-2006 附录 A.16 编制，用于定义校务问答机器人项目需求工程阶段的配置管理策略，包括配置项识别、版本命名、配置库组织和基础状态记录要求，确保项目交付物具备唯一标识、版本可查和责任明确的基础条件。</w:t>
+        <w:t>本文档依据 GB/T 8567-2006 附录 A.16 编制，用于定义校务问答机器人项目需求工程阶段的配置管理策略，包括配置项识别、版本命名、配置项评审、配置库组织和状态记录要求，确保项目交付物具备唯一标识、版本可查、评审可追溯和责任明确的基础条件。</w:t>
       </w:r>
     </w:p>
     <w:p>
@@ -147,7 +152,7 @@
     </w:p>
     <w:p>
       <w:r>
-        <w:t>本版本适用于需求工程阶段的文档、UML 图、原型、评审记录和测试资料等配置项。V1.0 为初稿版本，暂不固化正式评审流程、基线建立、变更控制和配置审计细则，相关内容将在后续版本补充。</w:t>
+        <w:t>本版本适用于需求工程阶段的文档、UML 图、原型、评审记录和测试资料等配置项。V1.1 在 V1.0 基础上补充配置项评审流程和版本发布检查，基线建立、变更控制和配置审计细则将在 V1.2 中补充。</w:t>
       </w:r>
     </w:p>
     <w:p>
@@ -186,6 +191,11 @@
     <w:p>
       <w:r>
         <w:t>| 配置库 | 存储和管理配置项的仓库。 |</w:t>
+      </w:r>
+    </w:p>
+    <w:p>
+      <w:r>
+        <w:t>| CCB | Change Control Board，变更控制委员会。 |</w:t>
       </w:r>
     </w:p>
     <w:p>
@@ -233,6 +243,11 @@
     </w:p>
     <w:p>
       <w:r>
+        <w:t>| 评审可追溯 | 配置项发布前经过检查或评审并保留结论。 |</w:t>
+      </w:r>
+    </w:p>
+    <w:p>
+      <w:r>
         <w:t>| 责任明确 | 配置项维护、审核和批准责任清晰。 |</w:t>
       </w:r>
     </w:p>
@@ -242,57 +257,6 @@
       </w:pPr>
       <w:r>
         <w:t>3. 配置管理组织</w:t>
-      </w:r>
-    </w:p>
-    <w:p>
-      <w:pPr>
-        <w:pStyle w:val="Heading2"/>
-      </w:pPr>
-      <w:r>
-        <w:t>3.1 组织结构</w:t>
-      </w:r>
-    </w:p>
-    <w:p>
-      <w:r>
-        <w:t>```text</w:t>
-      </w:r>
-    </w:p>
-    <w:p>
-      <w:r>
-        <w:t>项目组长（CM 总负责）</w:t>
-      </w:r>
-    </w:p>
-    <w:p>
-      <w:r>
-        <w:t>├─ 配置管理员：维护配置库、版本清单和状态记录</w:t>
-      </w:r>
-    </w:p>
-    <w:p>
-      <w:r>
-        <w:t>├─ 需求组配置项负责人：维护需求类文档</w:t>
-      </w:r>
-    </w:p>
-    <w:p>
-      <w:r>
-        <w:t>├─ 设计组配置项负责人：维护用例、原型和 UML 图</w:t>
-      </w:r>
-    </w:p>
-    <w:p>
-      <w:r>
-        <w:t>└─ 技术组配置项负责人：维护测试、接口和技术类文档</w:t>
-      </w:r>
-    </w:p>
-    <w:p>
-      <w:r>
-        <w:t>```</w:t>
-      </w:r>
-    </w:p>
-    <w:p>
-      <w:pPr>
-        <w:pStyle w:val="Heading2"/>
-      </w:pPr>
-      <w:r>
-        <w:t>3.2 角色职责</w:t>
       </w:r>
     </w:p>
     <w:p>
@@ -318,6 +282,11 @@
     <w:p>
       <w:r>
         <w:t>| 配置项负责人 | 维护对应配置项内容，提交版本更新说明。 |</w:t>
+      </w:r>
+    </w:p>
+    <w:p>
+      <w:r>
+        <w:t>| 评审组长 | 组织配置项评审，确认评审输入输出。 |</w:t>
       </w:r>
     </w:p>
     <w:p>
@@ -416,60 +385,7 @@
         <w:pStyle w:val="Heading2"/>
       </w:pPr>
       <w:r>
-        <w:t>4.2 UML 与原型配置项</w:t>
-      </w:r>
-    </w:p>
-    <w:p>
-      <w:r>
-        <w:t>| CI 编号 | 配置项名称 | 类型 | 负责人 |</w:t>
-      </w:r>
-    </w:p>
-    <w:p>
-      <w:r>
-        <w:t>| --- | --- | --- | --- |</w:t>
-      </w:r>
-    </w:p>
-    <w:p>
-      <w:r>
-        <w:t>| CI-U01 | 系统上下文图 | UML | 设计组 |</w:t>
-      </w:r>
-    </w:p>
-    <w:p>
-      <w:r>
-        <w:t>| CI-U02 | 用例总体图 | UML | 设计组 |</w:t>
-      </w:r>
-    </w:p>
-    <w:p>
-      <w:r>
-        <w:t>| CI-U03 | 领域模型图 | UML | 设计组 |</w:t>
-      </w:r>
-    </w:p>
-    <w:p>
-      <w:r>
-        <w:t>| CI-U04 | 关键交互序列图 | UML | 技术组 |</w:t>
-      </w:r>
-    </w:p>
-    <w:p>
-      <w:r>
-        <w:t>| CI-P01 | 学生端原型 | 原型 | 设计组 |</w:t>
-      </w:r>
-    </w:p>
-    <w:p>
-      <w:r>
-        <w:t>| CI-P02 | 教师端原型 | 原型 | 设计组 |</w:t>
-      </w:r>
-    </w:p>
-    <w:p>
-      <w:r>
-        <w:t>| CI-P03 | 管理端原型 | 原型 | 设计组 |</w:t>
-      </w:r>
-    </w:p>
-    <w:p>
-      <w:pPr>
-        <w:pStyle w:val="Heading2"/>
-      </w:pPr>
-      <w:r>
-        <w:t>4.3 命名规范</w:t>
+        <w:t>4.2 命名规范</w:t>
       </w:r>
     </w:p>
     <w:p>
@@ -484,12 +400,12 @@
     </w:p>
     <w:p>
       <w:r>
-        <w:t>| 文档版本文件 | 配置项名称(缩写)-Vx.y.docx 或 .md | 质量保证计划(QAP)-V1.0.docx |</w:t>
+        <w:t>| 文档版本文件 | 配置项名称(缩写)-Vx.y.docx 或 .md | 配置管理计划(CMP)-V1.1.docx |</w:t>
       </w:r>
     </w:p>
     <w:p>
       <w:r>
-        <w:t>| 当前交付副本 | 配置项名称(缩写).docx | 质量保证计划(QAP).docx |</w:t>
+        <w:t>| 当前交付副本 | 配置项名称(缩写).docx | 配置管理计划(CMP).docx |</w:t>
       </w:r>
     </w:p>
     <w:p>
@@ -512,7 +428,7 @@
         <w:pStyle w:val="Heading2"/>
       </w:pPr>
       <w:r>
-        <w:t>4.4 版本号规则</w:t>
+        <w:t>4.3 版本号规则</w:t>
       </w:r>
     </w:p>
     <w:p>
@@ -541,8 +457,143 @@
       </w:r>
     </w:p>
     <w:p>
+      <w:pPr>
+        <w:pStyle w:val="Heading1"/>
+      </w:pPr>
       <w:r>
-        <w:t>示例：V1.0 初稿 -&gt; V1.1 评审流程增强 -&gt; V1.2 度量/基线/变更控制增强 -&gt; V1.3 基线定稿。</w:t>
+        <w:t>5. 配置项评审流程</w:t>
+      </w:r>
+    </w:p>
+    <w:p>
+      <w:pPr>
+        <w:pStyle w:val="Heading2"/>
+      </w:pPr>
+      <w:r>
+        <w:t>5.1 评审触发条件</w:t>
+      </w:r>
+    </w:p>
+    <w:p>
+      <w:r>
+        <w:t>以下情况必须触发配置项评审：</w:t>
+      </w:r>
+    </w:p>
+    <w:p>
+      <w:pPr>
+        <w:pStyle w:val="ListBullet"/>
+      </w:pPr>
+      <w:r>
+        <w:t>配置项首次形成可提交版本。</w:t>
+      </w:r>
+    </w:p>
+    <w:p>
+      <w:pPr>
+        <w:pStyle w:val="ListBullet"/>
+      </w:pPr>
+      <w:r>
+        <w:t>配置项进入候选基线前。</w:t>
+      </w:r>
+    </w:p>
+    <w:p>
+      <w:pPr>
+        <w:pStyle w:val="ListBullet"/>
+      </w:pPr>
+      <w:r>
+        <w:t>配置项内容影响 SRS、用例、测试用例或评审结论。</w:t>
+      </w:r>
+    </w:p>
+    <w:p>
+      <w:pPr>
+        <w:pStyle w:val="ListBullet"/>
+      </w:pPr>
+      <w:r>
+        <w:t>配置项发生跨文档口径变化。</w:t>
+      </w:r>
+    </w:p>
+    <w:p>
+      <w:pPr>
+        <w:pStyle w:val="ListBullet"/>
+      </w:pPr>
+      <w:r>
+        <w:t>QAP 或 CMP 版本升级。</w:t>
+      </w:r>
+    </w:p>
+    <w:p>
+      <w:pPr>
+        <w:pStyle w:val="Heading2"/>
+      </w:pPr>
+      <w:r>
+        <w:t>5.2 评审流程</w:t>
+      </w:r>
+    </w:p>
+    <w:p>
+      <w:r>
+        <w:t>```text</w:t>
+      </w:r>
+    </w:p>
+    <w:p>
+      <w:r>
+        <w:t>配置项负责人提交版本 -&gt; 配置管理员检查命名和版本 -&gt; QA 负责人检查内容口径 -&gt; 评审组确认问题 -&gt; 作者修复 -&gt; 版本发布</w:t>
+      </w:r>
+    </w:p>
+    <w:p>
+      <w:r>
+        <w:t>```</w:t>
+      </w:r>
+    </w:p>
+    <w:p>
+      <w:pPr>
+        <w:pStyle w:val="Heading2"/>
+      </w:pPr>
+      <w:r>
+        <w:t>5.3 版本发布检查</w:t>
+      </w:r>
+    </w:p>
+    <w:p>
+      <w:r>
+        <w:t>| 检查项 | 要求 |</w:t>
+      </w:r>
+    </w:p>
+    <w:p>
+      <w:r>
+        <w:t>| --- | --- |</w:t>
+      </w:r>
+    </w:p>
+    <w:p>
+      <w:r>
+        <w:t>| 文件名 | 符合命名规范，版本号明确。 |</w:t>
+      </w:r>
+    </w:p>
+    <w:p>
+      <w:r>
+        <w:t>| 文档级元信息 | 文档编号、版本、状态、日期、负责人完整。 |</w:t>
+      </w:r>
+    </w:p>
+    <w:p>
+      <w:r>
+        <w:t>| 版本记录 | 记录本次修改内容。 |</w:t>
+      </w:r>
+    </w:p>
+    <w:p>
+      <w:r>
+        <w:t>| 关联文档 | 能说明与 SRS、用例、测试用例、评审记录的关系。 |</w:t>
+      </w:r>
+    </w:p>
+    <w:p>
+      <w:r>
+        <w:t>| 状态记录 | 配置管理员已更新配置项状态。 |</w:t>
+      </w:r>
+    </w:p>
+    <w:p>
+      <w:pPr>
+        <w:pStyle w:val="Heading2"/>
+      </w:pPr>
+      <w:r>
+        <w:t>5.4 问题修复闭环</w:t>
+      </w:r>
+    </w:p>
+    <w:p>
+      <w:r>
+        <w:t>配置项评审问题必须记录编号、来源、责任人、修复说明、复查人和关闭日期。未关闭的严重问题不得进入候选基线。</w:t>
       </w:r>
     </w:p>
     <w:p>
@@ -550,7 +601,7 @@
         <w:pStyle w:val="Heading1"/>
       </w:pPr>
       <w:r>
-        <w:t>5. 配置库基础结构</w:t>
+        <w:t>6. 配置库基础结构</w:t>
       </w:r>
     </w:p>
     <w:p>
@@ -590,7 +641,7 @@
     </w:p>
     <w:p>
       <w:r>
-        <w:t>V1.0 阶段先按文档目录进行配置项管理，配置管理员维护配置项清单和版本状态。正式基线目录和基线发布规则将在后续版本补充。</w:t>
+        <w:t>V1.1 阶段按文档目录进行配置项管理，配置管理员维护配置项清单、版本状态和评审状态。正式基线目录、基线发布规则和变更控制将在 V1.2 中补充。</w:t>
       </w:r>
     </w:p>
     <w:p>
@@ -598,7 +649,7 @@
         <w:pStyle w:val="Heading1"/>
       </w:pPr>
       <w:r>
-        <w:t>6. 配置状态记录</w:t>
+        <w:t>7. 配置状态记录</w:t>
       </w:r>
     </w:p>
     <w:p>
@@ -641,36 +692,12 @@
         <w:pStyle w:val="Heading1"/>
       </w:pPr>
       <w:r>
-        <w:t>7. V1.0 交付说明</w:t>
+        <w:t>8. V1.1 交付说明</w:t>
       </w:r>
     </w:p>
     <w:p>
       <w:r>
-        <w:t>V1.0 是 CMP 初稿，已建立配置管理目标、配置项识别、命名规则和状态记录方式。后续版本将按以下方向递进：</w:t>
-      </w:r>
-    </w:p>
-    <w:p>
-      <w:pPr>
-        <w:pStyle w:val="ListBullet"/>
-      </w:pPr>
-      <w:r>
-        <w:t>V1.1：补充配置项评审流程和版本发布检查。</w:t>
-      </w:r>
-    </w:p>
-    <w:p>
-      <w:pPr>
-        <w:pStyle w:val="ListBullet"/>
-      </w:pPr>
-      <w:r>
-        <w:t>V1.2：补充基线管理、变更控制和配置状态报告。</w:t>
-      </w:r>
-    </w:p>
-    <w:p>
-      <w:pPr>
-        <w:pStyle w:val="ListBullet"/>
-      </w:pPr>
-      <w:r>
-        <w:t>V1.3：与 SRS-BASELINE-V1.0 对齐并形成最终交付基线。</w:t>
+        <w:t>V1.1 已在 V1.0 基础上补充配置项评审流程、版本发布检查和问题修复闭环。后续版本将补充基线管理、变更控制、配置审计和配置状态报告，并在 V1.3 与 SRS-BASELINE-V1.0 对齐定稿。</w:t>
       </w:r>
     </w:p>
     <w:sectPr>

--- a/13-质量与配置管理/配置管理计划(CMP).docx
+++ b/13-质量与配置管理/配置管理计划(CMP).docx
@@ -35,17 +35,17 @@
     </w:p>
     <w:p>
       <w:r>
-        <w:t>| 文档编号 | SRA2026-CMP-V1.1 |</w:t>
+        <w:t>| 文档编号 | SRA2026-CMP-V1.2 |</w:t>
       </w:r>
     </w:p>
     <w:p>
       <w:r>
-        <w:t>| 当前版本 | V1.1 |</w:t>
+        <w:t>| 当前版本 | V1.2 |</w:t>
       </w:r>
     </w:p>
     <w:p>
       <w:r>
-        <w:t>| 版本状态 | 评审流程增强版 |</w:t>
+        <w:t>| 版本状态 | 基线与变更控制版 |</w:t>
       </w:r>
     </w:p>
     <w:p>
@@ -55,7 +55,7 @@
     </w:p>
     <w:p>
       <w:r>
-        <w:t>| 最后更新 | 2026-05-26 |</w:t>
+        <w:t>| 最后更新 | 2026-05-30 |</w:t>
       </w:r>
     </w:p>
     <w:p>
@@ -80,7 +80,7 @@
     </w:p>
     <w:p>
       <w:r>
-        <w:t>| 对应基线 | 暂未建立，计划纳入 SRS-BASELINE-V1.0 |</w:t>
+        <w:t>| 对应基线 | 候选基线，准备纳入 SRS-BASELINE-V1.0 |</w:t>
       </w:r>
     </w:p>
     <w:p>
@@ -122,6 +122,11 @@
       </w:r>
     </w:p>
     <w:p>
+      <w:r>
+        <w:t>| V1.2 | 2026-05-30 | 基线与变更控制 | 补充基线管理、变更控制、配置状态报告和审计规则。 |</w:t>
+      </w:r>
+    </w:p>
+    <w:p>
       <w:pPr>
         <w:pStyle w:val="Heading1"/>
       </w:pPr>
@@ -139,7 +144,7 @@
     </w:p>
     <w:p>
       <w:r>
-        <w:t>本文档依据 GB/T 8567-2006 附录 A.16 编制，用于定义校务问答机器人项目需求工程阶段的配置管理策略，包括配置项识别、版本命名、配置项评审、配置库组织和状态记录要求，确保项目交付物具备唯一标识、版本可查、评审可追溯和责任明确的基础条件。</w:t>
+        <w:t>本文档依据 GB/T 8567-2006 附录 A.16 编制，用于定义校务问答机器人项目需求工程阶段的配置管理策略，包括配置项识别、版本命名、配置项评审、基线管理、变更控制、配置状态报告和配置审计要求，确保项目交付物具备唯一标识、版本可查、评审可追溯和变更可控的条件。</w:t>
       </w:r>
     </w:p>
     <w:p>
@@ -152,7 +157,7 @@
     </w:p>
     <w:p>
       <w:r>
-        <w:t>本版本适用于需求工程阶段的文档、UML 图、原型、评审记录和测试资料等配置项。V1.1 在 V1.0 基础上补充配置项评审流程和版本发布检查，基线建立、变更控制和配置审计细则将在 V1.2 中补充。</w:t>
+        <w:t>本版本适用于需求工程阶段的文档、UML 图、原型、评审记录和测试资料等配置项。V1.2 为候选基线控制版本，V1.3 将依据 SRS-BASELINE-V1.0 定稿。</w:t>
       </w:r>
     </w:p>
     <w:p>
@@ -190,12 +195,12 @@
     </w:p>
     <w:p>
       <w:r>
-        <w:t>| 配置库 | 存储和管理配置项的仓库。 |</w:t>
+        <w:t>| 配置控制委员会 (CCB) | 负责审批基线相关变更的管理机构。 |</w:t>
       </w:r>
     </w:p>
     <w:p>
       <w:r>
-        <w:t>| CCB | Change Control Board，变更控制委员会。 |</w:t>
+        <w:t>| 配置库 | 存储和管理配置项的仓库。 |</w:t>
       </w:r>
     </w:p>
     <w:p>
@@ -248,7 +253,12 @@
     </w:p>
     <w:p>
       <w:r>
-        <w:t>| 责任明确 | 配置项维护、审核和批准责任清晰。 |</w:t>
+        <w:t>| 基线可审计 | 候选基线和正式基线的配置项范围、版本和审批记录可核对。 |</w:t>
+      </w:r>
+    </w:p>
+    <w:p>
+      <w:r>
+        <w:t>| 变更可控 | 影响基线或跨文档口径的变更经 CCB 审批。 |</w:t>
       </w:r>
     </w:p>
     <w:p>
@@ -271,17 +281,22 @@
     </w:p>
     <w:p>
       <w:r>
-        <w:t>| CM 总负责人 | 制定配置管理策略，批准关键配置项版本。 |</w:t>
+        <w:t>| CM 总负责人 | 制定配置管理策略，批准基线发布和重大配置变更。 |</w:t>
       </w:r>
     </w:p>
     <w:p>
       <w:r>
-        <w:t>| 配置管理员 | 维护配置项清单、版本状态、文件命名和归档目录。 |</w:t>
+        <w:t>| CCB | 评审影响基线、需求口径或交付范围的变更。 |</w:t>
       </w:r>
     </w:p>
     <w:p>
       <w:r>
-        <w:t>| 配置项负责人 | 维护对应配置项内容，提交版本更新说明。 |</w:t>
+        <w:t>| 配置管理员 | 维护配置项清单、版本状态、基线清单、变更台账和归档目录。 |</w:t>
+      </w:r>
+    </w:p>
+    <w:p>
+      <w:r>
+        <w:t>| 配置项负责人 | 维护对应配置项内容，提交版本更新说明和变更申请。 |</w:t>
       </w:r>
     </w:p>
     <w:p>
@@ -312,7 +327,7 @@
     </w:p>
     <w:p>
       <w:r>
-        <w:t>| CI 编号 | 配置项名称 | 计划文件名 | 负责人 | 类型 |</w:t>
+        <w:t>| CI 编号 | 配置项名称 | 计划文件名 | 负责人 | 基线关注点 |</w:t>
       </w:r>
     </w:p>
     <w:p>
@@ -322,62 +337,37 @@
     </w:p>
     <w:p>
       <w:r>
-        <w:t>| CI-01 | Vision &amp; Scope | 愿景与范围文档(VS) | 需求组 | 文档 |</w:t>
+        <w:t>| CI-06 | 用例文档 | 用例文档(UC) | 需求组 | 47 个用例口径。 |</w:t>
       </w:r>
     </w:p>
     <w:p>
       <w:r>
-        <w:t>| CI-02 | Context Diagram | 系统上下文图(CD) | 设计组 | 文档 |</w:t>
+        <w:t>| CI-08 | SRS 需求规格说明书 | 软件需求规格说明书(SRS) | 项目组长 | 40 条需求口径。 |</w:t>
       </w:r>
     </w:p>
     <w:p>
       <w:r>
-        <w:t>| CI-03 | 用户群与代表 | 用户群与代表(UG) | 需求组 | 文档 |</w:t>
+        <w:t>| CI-09 | 评审与基线记录 | 评审与基线记录(RB) | 项目组长 | 评审结论和基线记录。 |</w:t>
       </w:r>
     </w:p>
     <w:p>
       <w:r>
-        <w:t>| CI-04 | 需求获取记录 | 需求获取记录(RG) | 需求组 | 文档 |</w:t>
+        <w:t>| CI-10 | 测试用例说明书 | 测试用例说明书(TCS) | 技术组 | 78 条测试用例口径。 |</w:t>
       </w:r>
     </w:p>
     <w:p>
       <w:r>
-        <w:t>| CI-05 | 原型设计文档 | 原型设计文档(PT) | 设计组 | 文档 |</w:t>
+        <w:t>| CI-22 | 质量保证计划 | 质量保证计划(QAP) | 项目组长 | 质量目标和基线准入规则。 |</w:t>
       </w:r>
     </w:p>
     <w:p>
       <w:r>
-        <w:t>| CI-06 | 用例文档 | 用例文档(UC) | 需求组 | 文档 |</w:t>
+        <w:t>| CI-23 | 配置管理计划 | 配置管理计划(CMP) | 项目组长 | 配置项、基线和变更规则。 |</w:t>
       </w:r>
     </w:p>
     <w:p>
       <w:r>
-        <w:t>| CI-07 | 非功能性需求 | 非功能性需求(NFR) | 技术组 | 文档 |</w:t>
-      </w:r>
-    </w:p>
-    <w:p>
-      <w:r>
-        <w:t>| CI-08 | SRS 需求规格说明书 | 软件需求规格说明书(SRS) | 项目组长 | 文档 |</w:t>
-      </w:r>
-    </w:p>
-    <w:p>
-      <w:r>
-        <w:t>| CI-09 | 评审与基线记录 | 评审与基线记录(RB) | 项目组长 | 文档 |</w:t>
-      </w:r>
-    </w:p>
-    <w:p>
-      <w:r>
-        <w:t>| CI-10 | 测试用例说明书 | 测试用例说明书(TCS) | 技术组 | 文档 |</w:t>
-      </w:r>
-    </w:p>
-    <w:p>
-      <w:r>
-        <w:t>| CI-22 | 质量保证计划 | 质量保证计划(QAP) | 项目组长 | 文档 |</w:t>
-      </w:r>
-    </w:p>
-    <w:p>
-      <w:r>
-        <w:t>| CI-23 | 配置管理计划 | 配置管理计划(CMP) | 项目组长 | 文档 |</w:t>
+        <w:t>其他需求工程文档、UML 图和原型作为支撑配置项纳入配置库管理，随核心文档接受版本检查。</w:t>
       </w:r>
     </w:p>
     <w:p>
@@ -400,12 +390,17 @@
     </w:p>
     <w:p>
       <w:r>
-        <w:t>| 文档版本文件 | 配置项名称(缩写)-Vx.y.docx 或 .md | 配置管理计划(CMP)-V1.1.docx |</w:t>
+        <w:t>| 文档版本文件 | 配置项名称(缩写)-Vx.y.docx 或 .md | 配置管理计划(CMP)-V1.2.docx |</w:t>
       </w:r>
     </w:p>
     <w:p>
       <w:r>
         <w:t>| 当前交付副本 | 配置项名称(缩写).docx | 配置管理计划(CMP).docx |</w:t>
+      </w:r>
+    </w:p>
+    <w:p>
+      <w:r>
+        <w:t>| 基线标签 | {基线名}-Vx.y | SRS-BASELINE-V1.0 |</w:t>
       </w:r>
     </w:p>
     <w:p>
@@ -465,56 +460,31 @@
       </w:r>
     </w:p>
     <w:p>
-      <w:pPr>
-        <w:pStyle w:val="Heading2"/>
-      </w:pPr>
       <w:r>
-        <w:t>5.1 评审触发条件</w:t>
+        <w:t>```text</w:t>
       </w:r>
     </w:p>
     <w:p>
       <w:r>
-        <w:t>以下情况必须触发配置项评审：</w:t>
+        <w:t>配置项负责人提交版本 -&gt; 配置管理员检查命名和版本 -&gt; QA 负责人检查内容口径 -&gt; 评审组确认问题 -&gt; 作者修复 -&gt; 版本发布 -&gt; 状态更新</w:t>
+      </w:r>
+    </w:p>
+    <w:p>
+      <w:r>
+        <w:t>```</w:t>
+      </w:r>
+    </w:p>
+    <w:p>
+      <w:r>
+        <w:t>配置项评审问题必须记录编号、来源、责任人、修复说明、复查人和关闭日期。未关闭的严重问题不得进入候选基线。</w:t>
       </w:r>
     </w:p>
     <w:p>
       <w:pPr>
-        <w:pStyle w:val="ListBullet"/>
+        <w:pStyle w:val="Heading1"/>
       </w:pPr>
       <w:r>
-        <w:t>配置项首次形成可提交版本。</w:t>
-      </w:r>
-    </w:p>
-    <w:p>
-      <w:pPr>
-        <w:pStyle w:val="ListBullet"/>
-      </w:pPr>
-      <w:r>
-        <w:t>配置项进入候选基线前。</w:t>
-      </w:r>
-    </w:p>
-    <w:p>
-      <w:pPr>
-        <w:pStyle w:val="ListBullet"/>
-      </w:pPr>
-      <w:r>
-        <w:t>配置项内容影响 SRS、用例、测试用例或评审结论。</w:t>
-      </w:r>
-    </w:p>
-    <w:p>
-      <w:pPr>
-        <w:pStyle w:val="ListBullet"/>
-      </w:pPr>
-      <w:r>
-        <w:t>配置项发生跨文档口径变化。</w:t>
-      </w:r>
-    </w:p>
-    <w:p>
-      <w:pPr>
-        <w:pStyle w:val="ListBullet"/>
-      </w:pPr>
-      <w:r>
-        <w:t>QAP 或 CMP 版本升级。</w:t>
+        <w:t>6. 基线管理</w:t>
       </w:r>
     </w:p>
     <w:p>
@@ -522,7 +492,35 @@
         <w:pStyle w:val="Heading2"/>
       </w:pPr>
       <w:r>
-        <w:t>5.2 评审流程</w:t>
+        <w:t>6.1 基线定义</w:t>
+      </w:r>
+    </w:p>
+    <w:p>
+      <w:r>
+        <w:t>| 基线名称 | 构成配置项 | 建立时机 | 审批人 |</w:t>
+      </w:r>
+    </w:p>
+    <w:p>
+      <w:r>
+        <w:t>| --- | --- | --- | --- |</w:t>
+      </w:r>
+    </w:p>
+    <w:p>
+      <w:r>
+        <w:t>| 需求候选基线 | SRS、用例文档、测试用例说明书、评审记录 | R4 评审后 | 项目组长 |</w:t>
+      </w:r>
+    </w:p>
+    <w:p>
+      <w:r>
+        <w:t>| SRS-BASELINE-V1.0 | SRS、用例文档、测试用例说明书、评审与基线记录、QAP、CMP | 交付前基线审计通过后 | CCB |</w:t>
+      </w:r>
+    </w:p>
+    <w:p>
+      <w:pPr>
+        <w:pStyle w:val="Heading2"/>
+      </w:pPr>
+      <w:r>
+        <w:t>6.2 基线建立流程</w:t>
       </w:r>
     </w:p>
     <w:p>
@@ -532,7 +530,7 @@
     </w:p>
     <w:p>
       <w:r>
-        <w:t>配置项负责人提交版本 -&gt; 配置管理员检查命名和版本 -&gt; QA 负责人检查内容口径 -&gt; 评审组确认问题 -&gt; 作者修复 -&gt; 版本发布</w:t>
+        <w:t>候选配置项提交 -&gt; 评审问题关闭 -&gt; 配置管理员核对版本 -&gt; QA 核对 40/47/78 口径 -&gt; CCB 批准 -&gt; 建立基线标签 -&gt; 发布基线说明</w:t>
       </w:r>
     </w:p>
     <w:p>
@@ -545,7 +543,7 @@
         <w:pStyle w:val="Heading2"/>
       </w:pPr>
       <w:r>
-        <w:t>5.3 版本发布检查</w:t>
+        <w:t>6.3 基线准入清单</w:t>
       </w:r>
     </w:p>
     <w:p>
@@ -560,27 +558,32 @@
     </w:p>
     <w:p>
       <w:r>
-        <w:t>| 文件名 | 符合命名规范，版本号明确。 |</w:t>
+        <w:t>| SRS | 40 条需求编号连续、内容稳定、验收条件明确。 |</w:t>
       </w:r>
     </w:p>
     <w:p>
       <w:r>
-        <w:t>| 文档级元信息 | 文档编号、版本、状态、日期、负责人完整。 |</w:t>
+        <w:t>| 用例文档 | 47 个用例与需求保持追踪关系。 |</w:t>
       </w:r>
     </w:p>
     <w:p>
       <w:r>
-        <w:t>| 版本记录 | 记录本次修改内容。 |</w:t>
+        <w:t>| 测试用例说明书 | 78 条测试用例覆盖需求和关键用例。 |</w:t>
       </w:r>
     </w:p>
     <w:p>
       <w:r>
-        <w:t>| 关联文档 | 能说明与 SRS、用例、测试用例、评审记录的关系。 |</w:t>
+        <w:t>| QAP | 质量目标、度量、基线准入和变更质量控制完整。 |</w:t>
       </w:r>
     </w:p>
     <w:p>
       <w:r>
-        <w:t>| 状态记录 | 配置管理员已更新配置项状态。 |</w:t>
+        <w:t>| CMP | 配置项、版本、基线、变更和状态报告规则完整。 |</w:t>
+      </w:r>
+    </w:p>
+    <w:p>
+      <w:r>
+        <w:t>| 评审记录 | R1-R4 问题状态可查，严重问题已关闭。 |</w:t>
       </w:r>
     </w:p>
     <w:p>
@@ -588,12 +591,32 @@
         <w:pStyle w:val="Heading2"/>
       </w:pPr>
       <w:r>
-        <w:t>5.4 问题修复闭环</w:t>
+        <w:t>6.4 基线审计</w:t>
       </w:r>
     </w:p>
     <w:p>
       <w:r>
-        <w:t>配置项评审问题必须记录编号、来源、责任人、修复说明、复查人和关闭日期。未关闭的严重问题不得进入候选基线。</w:t>
+        <w:t>| 审计类型 | 频率 | 审计内容 | 审计人 |</w:t>
+      </w:r>
+    </w:p>
+    <w:p>
+      <w:r>
+        <w:t>| --- | --- | --- | --- |</w:t>
+      </w:r>
+    </w:p>
+    <w:p>
+      <w:r>
+        <w:t>| 基线建立审计 | 每次基线建立时 | 基线项完整性、版本正确性、审批记录 | 配置管理员 |</w:t>
+      </w:r>
+    </w:p>
+    <w:p>
+      <w:r>
+        <w:t>| 基线变更审计 | 每次变更实施后 | 变更审批流程、变更实施正确性 | 配置管理员 + QA 负责人 |</w:t>
+      </w:r>
+    </w:p>
+    <w:p>
+      <w:r>
+        <w:t>| 基线定稿审计 | V1.3 发布前 | SRS-BASELINE-V1.0 口径、QAP/CMP 版本连续性 | 项目组长 |</w:t>
       </w:r>
     </w:p>
     <w:p>
@@ -601,7 +624,221 @@
         <w:pStyle w:val="Heading1"/>
       </w:pPr>
       <w:r>
-        <w:t>6. 配置库基础结构</w:t>
+        <w:t>7. 变更控制</w:t>
+      </w:r>
+    </w:p>
+    <w:p>
+      <w:pPr>
+        <w:pStyle w:val="Heading2"/>
+      </w:pPr>
+      <w:r>
+        <w:t>7.1 CCB 组成</w:t>
+      </w:r>
+    </w:p>
+    <w:p>
+      <w:r>
+        <w:t>| 角色 | 人员 | 职责 |</w:t>
+      </w:r>
+    </w:p>
+    <w:p>
+      <w:r>
+        <w:t>| --- | --- | --- |</w:t>
+      </w:r>
+    </w:p>
+    <w:p>
+      <w:r>
+        <w:t>| CCB 主席 | 项目组长 | 召集会议、最终裁决。 |</w:t>
+      </w:r>
+    </w:p>
+    <w:p>
+      <w:r>
+        <w:t>| CCB 委员 | 需求组负责人 | 评估需求和用例影响。 |</w:t>
+      </w:r>
+    </w:p>
+    <w:p>
+      <w:r>
+        <w:t>| CCB 委员 | 技术组负责人 | 评估测试、接口和实现影响。 |</w:t>
+      </w:r>
+    </w:p>
+    <w:p>
+      <w:r>
+        <w:t>| CCB 秘书 | 配置管理员 | 记录决议、更新变更台账。 |</w:t>
+      </w:r>
+    </w:p>
+    <w:p>
+      <w:pPr>
+        <w:pStyle w:val="Heading2"/>
+      </w:pPr>
+      <w:r>
+        <w:t>7.2 变更控制流程</w:t>
+      </w:r>
+    </w:p>
+    <w:p>
+      <w:r>
+        <w:t>```text</w:t>
+      </w:r>
+    </w:p>
+    <w:p>
+      <w:r>
+        <w:t>提交变更申请 -&gt; 配置管理员初审 -&gt; 影响分析 -&gt; CCB 评审 -&gt; 批准/驳回/延期 -&gt; 实施变更 -&gt; QA 复查 -&gt; 配置库更新</w:t>
+      </w:r>
+    </w:p>
+    <w:p>
+      <w:r>
+        <w:t>```</w:t>
+      </w:r>
+    </w:p>
+    <w:p>
+      <w:pPr>
+        <w:pStyle w:val="Heading2"/>
+      </w:pPr>
+      <w:r>
+        <w:t>7.3 变更分类与审批权限</w:t>
+      </w:r>
+    </w:p>
+    <w:p>
+      <w:r>
+        <w:t>| 变更类型 | 定义 | 审批层级 | 示例 |</w:t>
+      </w:r>
+    </w:p>
+    <w:p>
+      <w:r>
+        <w:t>| --- | --- | --- | --- |</w:t>
+      </w:r>
+    </w:p>
+    <w:p>
+      <w:r>
+        <w:t>| I 类重大变更 | 影响基线、40 条需求口径或核心业务流程 | CCB | 新增或删除需求，改变基线范围。 |</w:t>
+      </w:r>
+    </w:p>
+    <w:p>
+      <w:r>
+        <w:t>| II 类一般变更 | 影响单个文档或非关键描述 | 项目组长 | 补充需求说明，调整用例描述。 |</w:t>
+      </w:r>
+    </w:p>
+    <w:p>
+      <w:r>
+        <w:t>| III 类微小变更 | 格式、错别字、排版修正 | 配置项负责人 | 修正错别字，统一格式。 |</w:t>
+      </w:r>
+    </w:p>
+    <w:p>
+      <w:pPr>
+        <w:pStyle w:val="Heading2"/>
+      </w:pPr>
+      <w:r>
+        <w:t>7.4 变更影响分析</w:t>
+      </w:r>
+    </w:p>
+    <w:p>
+      <w:r>
+        <w:t>影响分析必须覆盖以下内容：</w:t>
+      </w:r>
+    </w:p>
+    <w:p>
+      <w:pPr>
+        <w:pStyle w:val="ListBullet"/>
+      </w:pPr>
+      <w:r>
+        <w:t>是否改变 SRS-BASELINE-V1.0 的范围。</w:t>
+      </w:r>
+    </w:p>
+    <w:p>
+      <w:pPr>
+        <w:pStyle w:val="ListBullet"/>
+      </w:pPr>
+      <w:r>
+        <w:t>是否影响 40 条需求、47 个用例或 78 条测试用例数量和映射关系。</w:t>
+      </w:r>
+    </w:p>
+    <w:p>
+      <w:pPr>
+        <w:pStyle w:val="ListBullet"/>
+      </w:pPr>
+      <w:r>
+        <w:t>是否需要同步修改 QAP、CMP、评审记录或追踪矩阵。</w:t>
+      </w:r>
+    </w:p>
+    <w:p>
+      <w:pPr>
+        <w:pStyle w:val="ListBullet"/>
+      </w:pPr>
+      <w:r>
+        <w:t>是否需要重新评审或重新发布基线说明。</w:t>
+      </w:r>
+    </w:p>
+    <w:p>
+      <w:pPr>
+        <w:pStyle w:val="Heading1"/>
+      </w:pPr>
+      <w:r>
+        <w:t>8. 配置状态报告</w:t>
+      </w:r>
+    </w:p>
+    <w:p>
+      <w:pPr>
+        <w:pStyle w:val="Heading2"/>
+      </w:pPr>
+      <w:r>
+        <w:t>8.1 报告计划</w:t>
+      </w:r>
+    </w:p>
+    <w:p>
+      <w:r>
+        <w:t>| 报告类型 | 内容 | 频率 | 分发范围 |</w:t>
+      </w:r>
+    </w:p>
+    <w:p>
+      <w:r>
+        <w:t>| --- | --- | --- | --- |</w:t>
+      </w:r>
+    </w:p>
+    <w:p>
+      <w:r>
+        <w:t>| 配置状态周报 | 各 CI 版本状态、变更统计、待关闭问题 | 每周 | 项目组全员 |</w:t>
+      </w:r>
+    </w:p>
+    <w:p>
+      <w:r>
+        <w:t>| 基线发布报告 | 新建基线说明、审计结果、口径确认 | 每次基线建立 | 项目组 + 指导教师 |</w:t>
+      </w:r>
+    </w:p>
+    <w:p>
+      <w:r>
+        <w:t>| 变更统计报告 | 变更趋势、影响范围、修复周期 | 每里程碑 | 项目组长 + CCB |</w:t>
+      </w:r>
+    </w:p>
+    <w:p>
+      <w:r>
+        <w:t>| 配置审计报告 | 审计发现、不符合项、关闭状态 | 项目结束 | 项目组 + 指导教师 |</w:t>
+      </w:r>
+    </w:p>
+    <w:p>
+      <w:pPr>
+        <w:pStyle w:val="Heading2"/>
+      </w:pPr>
+      <w:r>
+        <w:t>8.2 状态字段</w:t>
+      </w:r>
+    </w:p>
+    <w:p>
+      <w:r>
+        <w:t>配置状态报告至少包含 CI 编号、配置项名称、当前版本、状态、负责人、最近更新日期、关联基线和待处理问题。</w:t>
+      </w:r>
+    </w:p>
+    <w:p>
+      <w:pPr>
+        <w:pStyle w:val="Heading1"/>
+      </w:pPr>
+      <w:r>
+        <w:t>9. 配置库与备份</w:t>
+      </w:r>
+    </w:p>
+    <w:p>
+      <w:pPr>
+        <w:pStyle w:val="Heading2"/>
+      </w:pPr>
+      <w:r>
+        <w:t>9.1 配置库结构</w:t>
       </w:r>
     </w:p>
     <w:p>
@@ -640,8 +877,36 @@
       </w:r>
     </w:p>
     <w:p>
+      <w:pPr>
+        <w:pStyle w:val="Heading2"/>
+      </w:pPr>
       <w:r>
-        <w:t>V1.1 阶段按文档目录进行配置项管理，配置管理员维护配置项清单、版本状态和评审状态。正式基线目录、基线发布规则和变更控制将在 V1.2 中补充。</w:t>
+        <w:t>9.2 备份策略</w:t>
+      </w:r>
+    </w:p>
+    <w:p>
+      <w:r>
+        <w:t>| 备份内容 | 方式 | 频率 | 保留 |</w:t>
+      </w:r>
+    </w:p>
+    <w:p>
+      <w:r>
+        <w:t>| --- | --- | --- | --- |</w:t>
+      </w:r>
+    </w:p>
+    <w:p>
+      <w:r>
+        <w:t>| 文档配置库 | Git 或共享盘同步 | 每日 | 项目周期内保留 |</w:t>
+      </w:r>
+    </w:p>
+    <w:p>
+      <w:r>
+        <w:t>| 基线快照 | 标签或只读目录 | 每次基线建立 | 永久保留 |</w:t>
+      </w:r>
+    </w:p>
+    <w:p>
+      <w:r>
+        <w:t>| 变更台账 | 表格备份 | 每周 | 项目周期内保留 |</w:t>
       </w:r>
     </w:p>
     <w:p>
@@ -649,55 +914,12 @@
         <w:pStyle w:val="Heading1"/>
       </w:pPr>
       <w:r>
-        <w:t>7. 配置状态记录</w:t>
+        <w:t>10. V1.2 交付说明</w:t>
       </w:r>
     </w:p>
     <w:p>
       <w:r>
-        <w:t>| 状态 | 含义 |</w:t>
-      </w:r>
-    </w:p>
-    <w:p>
-      <w:r>
-        <w:t>| --- | --- |</w:t>
-      </w:r>
-    </w:p>
-    <w:p>
-      <w:r>
-        <w:t>| 草稿 | 作者正在编写，尚未提交评审。 |</w:t>
-      </w:r>
-    </w:p>
-    <w:p>
-      <w:r>
-        <w:t>| 待评审 | 已提交评审但尚未形成结论。 |</w:t>
-      </w:r>
-    </w:p>
-    <w:p>
-      <w:r>
-        <w:t>| 已评审 | 已通过评审或完成限期修复。 |</w:t>
-      </w:r>
-    </w:p>
-    <w:p>
-      <w:r>
-        <w:t>| 候选基线 | 满足进入基线前的基本条件。 |</w:t>
-      </w:r>
-    </w:p>
-    <w:p>
-      <w:r>
-        <w:t>| 已基线 | 已纳入正式基线并受变更控制。 |</w:t>
-      </w:r>
-    </w:p>
-    <w:p>
-      <w:pPr>
-        <w:pStyle w:val="Heading1"/>
-      </w:pPr>
-      <w:r>
-        <w:t>8. V1.1 交付说明</w:t>
-      </w:r>
-    </w:p>
-    <w:p>
-      <w:r>
-        <w:t>V1.1 已在 V1.0 基础上补充配置项评审流程、版本发布检查和问题修复闭环。后续版本将补充基线管理、变更控制、配置审计和配置状态报告，并在 V1.3 与 SRS-BASELINE-V1.0 对齐定稿。</w:t>
+        <w:t>V1.2 已在 V1.1 基础上补充基线管理、变更控制、配置状态报告和审计规则。V1.3 将以 SRS-BASELINE-V1.0 为最终基线口径，固定 40 条需求、47 个用例、78 条测试用例的配置状态。</w:t>
       </w:r>
     </w:p>
     <w:sectPr>

--- a/13-质量与配置管理/配置管理计划(CMP).docx
+++ b/13-质量与配置管理/配置管理计划(CMP).docx
@@ -35,17 +35,17 @@
     </w:p>
     <w:p>
       <w:r>
-        <w:t>| 文档编号 | SRA2026-CMP-V1.2 |</w:t>
+        <w:t>| 文档编号 | SRA2026-CMP-V1.3 |</w:t>
       </w:r>
     </w:p>
     <w:p>
       <w:r>
-        <w:t>| 当前版本 | V1.2 |</w:t>
+        <w:t>| 当前版本 | V1.3 |</w:t>
       </w:r>
     </w:p>
     <w:p>
       <w:r>
-        <w:t>| 版本状态 | 基线与变更控制版 |</w:t>
+        <w:t>| 版本状态 | 基线定稿 / 最终交付副本 |</w:t>
       </w:r>
     </w:p>
     <w:p>
@@ -55,7 +55,7 @@
     </w:p>
     <w:p>
       <w:r>
-        <w:t>| 最后更新 | 2026-05-30 |</w:t>
+        <w:t>| 最后更新 | 2026-06-19 |</w:t>
       </w:r>
     </w:p>
     <w:p>
@@ -70,7 +70,7 @@
     </w:p>
     <w:p>
       <w:r>
-        <w:t>| 适用阶段 | 需求工程阶段 |</w:t>
+        <w:t>| 适用阶段 | 需求工程阶段最终交付 |</w:t>
       </w:r>
     </w:p>
     <w:p>
@@ -80,7 +80,7 @@
     </w:p>
     <w:p>
       <w:r>
-        <w:t>| 对应基线 | 候选基线，准备纳入 SRS-BASELINE-V1.0 |</w:t>
+        <w:t>| 对应基线 | SRS-BASELINE-V1.0 |</w:t>
       </w:r>
     </w:p>
     <w:p>
@@ -90,7 +90,12 @@
     </w:p>
     <w:p>
       <w:r>
-        <w:t>| 关联文档 | SRS、用例文档、测试用例说明书、评审与基线记录、质量保证计划 |</w:t>
+        <w:t>| 关联文档 | SRS-BASELINE-V1.0、用例文档、测试用例说明书、评审与基线记录、质量保证计划 V1.3 |</w:t>
+      </w:r>
+    </w:p>
+    <w:p>
+      <w:r>
+        <w:t>| 交付说明 | 原文件“配置管理计划(CMP).docx”应视为本 V1.3 的最终交付副本。 |</w:t>
       </w:r>
     </w:p>
     <w:p>
@@ -127,6 +132,11 @@
       </w:r>
     </w:p>
     <w:p>
+      <w:r>
+        <w:t>| V1.3 | 2026-06-19 | 基线定稿 | 固化 SRS-BASELINE-V1.0 口径，确认 40 条需求、47 个用例、78 条测试用例的配置状态。 |</w:t>
+      </w:r>
+    </w:p>
+    <w:p>
       <w:pPr>
         <w:pStyle w:val="Heading1"/>
       </w:pPr>
@@ -144,7 +154,7 @@
     </w:p>
     <w:p>
       <w:r>
-        <w:t>本文档依据 GB/T 8567-2006 附录 A.16 编制，用于定义校务问答机器人项目需求工程阶段的配置管理策略，包括配置项识别、版本命名、配置项评审、基线管理、变更控制、配置状态报告和配置审计要求，确保项目交付物具备唯一标识、版本可查、评审可追溯和变更可控的条件。</w:t>
+        <w:t>本文档依据 GB/T 8567-2006 附录 A.16 编制，用于定义校务问答机器人项目需求工程阶段最终交付时的配置管理策略，包括配置项识别、版本命名、配置项评审、基线管理、变更控制、配置状态报告和配置审计要求。V1.3 已与 SRS-BASELINE-V1.0 对齐，是本项目 CMP 的基线定稿版本。</w:t>
       </w:r>
     </w:p>
     <w:p>
@@ -157,7 +167,7 @@
     </w:p>
     <w:p>
       <w:r>
-        <w:t>本版本适用于需求工程阶段的文档、UML 图、原型、评审记录和测试资料等配置项。V1.2 为候选基线控制版本，V1.3 将依据 SRS-BASELINE-V1.0 定稿。</w:t>
+        <w:t>本计划适用于需求工程阶段的文档、UML 图、原型、评审记录、测试资料、质量保证资料和配置管理资料。重点控制 SRS-BASELINE-V1.0 及其关联的 40 条需求、47 个用例、78 条测试用例，以及 QAP/CMP 的连续版本文件和最终交付副本。</w:t>
       </w:r>
     </w:p>
     <w:p>
@@ -165,7 +175,50 @@
         <w:pStyle w:val="Heading2"/>
       </w:pPr>
       <w:r>
-        <w:t>1.3 术语定义</w:t>
+        <w:t>1.3 基线口径</w:t>
+      </w:r>
+    </w:p>
+    <w:p>
+      <w:r>
+        <w:t>| 项目 | 基线值 | 配置管理要求 |</w:t>
+      </w:r>
+    </w:p>
+    <w:p>
+      <w:r>
+        <w:t>| --- | --- | --- |</w:t>
+      </w:r>
+    </w:p>
+    <w:p>
+      <w:r>
+        <w:t>| SRS 基线 | SRS-BASELINE-V1.0 | 建立唯一基线标识，纳入变更控制。 |</w:t>
+      </w:r>
+    </w:p>
+    <w:p>
+      <w:r>
+        <w:t>| 需求数量 | 40 条 | 编号稳定，变更需评估追踪影响。 |</w:t>
+      </w:r>
+    </w:p>
+    <w:p>
+      <w:r>
+        <w:t>| 用例数量 | 47 个 | 与需求映射关系受控。 |</w:t>
+      </w:r>
+    </w:p>
+    <w:p>
+      <w:r>
+        <w:t>| 测试用例数量 | 78 条 | 与需求、用例映射关系受控。 |</w:t>
+      </w:r>
+    </w:p>
+    <w:p>
+      <w:r>
+        <w:t>| QAP/CMP 版本链 | V1.0-V1.3 | 连续保存，原文件对应 V1.3 最终副本。 |</w:t>
+      </w:r>
+    </w:p>
+    <w:p>
+      <w:pPr>
+        <w:pStyle w:val="Heading2"/>
+      </w:pPr>
+      <w:r>
+        <w:t>1.4 术语定义</w:t>
       </w:r>
     </w:p>
     <w:p>
@@ -209,6 +262,11 @@
       </w:r>
     </w:p>
     <w:p>
+      <w:r>
+        <w:t>| QAP | Quality Assurance Plan，质量保证计划。 |</w:t>
+      </w:r>
+    </w:p>
+    <w:p>
       <w:pPr>
         <w:pStyle w:val="Heading1"/>
       </w:pPr>
@@ -228,7 +286,7 @@
     </w:p>
     <w:p>
       <w:r>
-        <w:t>| 唯一标识 | 每个配置项有唯一编号、名称和责任人。 |</w:t>
+        <w:t>| 唯一标识 | 每个配置项有唯一编号、名称、版本和责任人。 |</w:t>
       </w:r>
     </w:p>
     <w:p>
@@ -253,12 +311,17 @@
     </w:p>
     <w:p>
       <w:r>
-        <w:t>| 基线可审计 | 候选基线和正式基线的配置项范围、版本和审批记录可核对。 |</w:t>
+        <w:t>| 基线可审计 | SRS-BASELINE-V1.0 的配置项范围、版本和审批记录可核对。 |</w:t>
       </w:r>
     </w:p>
     <w:p>
       <w:r>
-        <w:t>| 变更可控 | 影响基线或跨文档口径的变更经 CCB 审批。 |</w:t>
+        <w:t>| 变更可控 | 影响基线或 40/47/78 口径的变更经 CCB 审批。 |</w:t>
+      </w:r>
+    </w:p>
+    <w:p>
+      <w:r>
+        <w:t>| 交付可复现 | QAP/CMP V1.0 至 V1.3 版本文件完整保留，原文件对应 V1.3。 |</w:t>
       </w:r>
     </w:p>
     <w:p>
@@ -322,12 +385,12 @@
         <w:pStyle w:val="Heading2"/>
       </w:pPr>
       <w:r>
-        <w:t>4.1 核心文档配置项</w:t>
+        <w:t>4.1 核心基线配置项</w:t>
       </w:r>
     </w:p>
     <w:p>
       <w:r>
-        <w:t>| CI 编号 | 配置项名称 | 计划文件名 | 负责人 | 基线关注点 |</w:t>
+        <w:t>| CI 编号 | 配置项名称 | 计划文件名 | 负责人 | V1.3 基线关注点 |</w:t>
       </w:r>
     </w:p>
     <w:p>
@@ -337,37 +400,32 @@
     </w:p>
     <w:p>
       <w:r>
-        <w:t>| CI-06 | 用例文档 | 用例文档(UC) | 需求组 | 47 个用例口径。 |</w:t>
+        <w:t>| CI-06 | 用例文档 | 用例文档(UC) | 需求组 | 47 个用例口径稳定。 |</w:t>
       </w:r>
     </w:p>
     <w:p>
       <w:r>
-        <w:t>| CI-08 | SRS 需求规格说明书 | 软件需求规格说明书(SRS) | 项目组长 | 40 条需求口径。 |</w:t>
+        <w:t>| CI-08 | SRS 需求规格说明书 | 软件需求规格说明书(SRS) | 项目组长 | SRS-BASELINE-V1.0，40 条需求口径稳定。 |</w:t>
       </w:r>
     </w:p>
     <w:p>
       <w:r>
-        <w:t>| CI-09 | 评审与基线记录 | 评审与基线记录(RB) | 项目组长 | 评审结论和基线记录。 |</w:t>
+        <w:t>| CI-09 | 评审与基线记录 | 评审与基线记录(RB) | 项目组长 | 评审结论和基线记录完整。 |</w:t>
       </w:r>
     </w:p>
     <w:p>
       <w:r>
-        <w:t>| CI-10 | 测试用例说明书 | 测试用例说明书(TCS) | 技术组 | 78 条测试用例口径。 |</w:t>
+        <w:t>| CI-10 | 测试用例说明书 | 测试用例说明书(TCS) | 技术组 | 78 条测试用例口径稳定。 |</w:t>
       </w:r>
     </w:p>
     <w:p>
       <w:r>
-        <w:t>| CI-22 | 质量保证计划 | 质量保证计划(QAP) | 项目组长 | 质量目标和基线准入规则。 |</w:t>
+        <w:t>| CI-22 | 质量保证计划 | 质量保证计划(QAP) | 项目组长 | V1.0-V1.3 连续版本，原文件对应 V1.3。 |</w:t>
       </w:r>
     </w:p>
     <w:p>
       <w:r>
-        <w:t>| CI-23 | 配置管理计划 | 配置管理计划(CMP) | 项目组长 | 配置项、基线和变更规则。 |</w:t>
-      </w:r>
-    </w:p>
-    <w:p>
-      <w:r>
-        <w:t>其他需求工程文档、UML 图和原型作为支撑配置项纳入配置库管理，随核心文档接受版本检查。</w:t>
+        <w:t>| CI-23 | 配置管理计划 | 配置管理计划(CMP) | 项目组长 | V1.0-V1.3 连续版本，原文件对应 V1.3。 |</w:t>
       </w:r>
     </w:p>
     <w:p>
@@ -375,7 +433,45 @@
         <w:pStyle w:val="Heading2"/>
       </w:pPr>
       <w:r>
-        <w:t>4.2 命名规范</w:t>
+        <w:t>4.2 支撑配置项</w:t>
+      </w:r>
+    </w:p>
+    <w:p>
+      <w:r>
+        <w:t>| 配置项类别 | 内容 | 管理要求 |</w:t>
+      </w:r>
+    </w:p>
+    <w:p>
+      <w:r>
+        <w:t>| --- | --- | --- |</w:t>
+      </w:r>
+    </w:p>
+    <w:p>
+      <w:r>
+        <w:t>| 需求支撑文档 | 愿景与范围、用户群与代表、需求获取记录 | 与 SRS 需求来源保持一致。 |</w:t>
+      </w:r>
+    </w:p>
+    <w:p>
+      <w:r>
+        <w:t>| 设计支撑文档 | 原型、UML 图、上下文图 | 与用例和业务流程保持一致。 |</w:t>
+      </w:r>
+    </w:p>
+    <w:p>
+      <w:r>
+        <w:t>| 测试支撑文档 | 测试计划、测试用例、覆盖矩阵 | 与 78 条测试用例口径保持一致。 |</w:t>
+      </w:r>
+    </w:p>
+    <w:p>
+      <w:r>
+        <w:t>| 评审支撑文档 | 评审记录、检查表、问题清单 | 与 R1-R4 评审结论保持一致。 |</w:t>
+      </w:r>
+    </w:p>
+    <w:p>
+      <w:pPr>
+        <w:pStyle w:val="Heading2"/>
+      </w:pPr>
+      <w:r>
+        <w:t>4.3 命名规范</w:t>
       </w:r>
     </w:p>
     <w:p>
@@ -390,7 +486,7 @@
     </w:p>
     <w:p>
       <w:r>
-        <w:t>| 文档版本文件 | 配置项名称(缩写)-Vx.y.docx 或 .md | 配置管理计划(CMP)-V1.2.docx |</w:t>
+        <w:t>| 文档版本文件 | 配置项名称(缩写)-Vx.y.docx 或 .md | 配置管理计划(CMP)-V1.3.docx |</w:t>
       </w:r>
     </w:p>
     <w:p>
@@ -423,7 +519,7 @@
         <w:pStyle w:val="Heading2"/>
       </w:pPr>
       <w:r>
-        <w:t>4.3 版本号规则</w:t>
+        <w:t>4.4 版本号规则</w:t>
       </w:r>
     </w:p>
     <w:p>
@@ -452,6 +548,43 @@
       </w:r>
     </w:p>
     <w:p>
+      <w:r>
+        <w:t>QAP/CMP 本轮版本链固定如下：</w:t>
+      </w:r>
+    </w:p>
+    <w:p>
+      <w:pPr>
+        <w:pStyle w:val="ListBullet"/>
+      </w:pPr>
+      <w:r>
+        <w:t>V1.0：初稿。</w:t>
+      </w:r>
+    </w:p>
+    <w:p>
+      <w:pPr>
+        <w:pStyle w:val="ListBullet"/>
+      </w:pPr>
+      <w:r>
+        <w:t>V1.1：补评审流程。</w:t>
+      </w:r>
+    </w:p>
+    <w:p>
+      <w:pPr>
+        <w:pStyle w:val="ListBullet"/>
+      </w:pPr>
+      <w:r>
+        <w:t>V1.2：补度量、基线和变更控制。</w:t>
+      </w:r>
+    </w:p>
+    <w:p>
+      <w:pPr>
+        <w:pStyle w:val="ListBullet"/>
+      </w:pPr>
+      <w:r>
+        <w:t>V1.3：SRS-BASELINE-V1.0 基线定稿。</w:t>
+      </w:r>
+    </w:p>
+    <w:p>
       <w:pPr>
         <w:pStyle w:val="Heading1"/>
       </w:pPr>
@@ -466,7 +599,7 @@
     </w:p>
     <w:p>
       <w:r>
-        <w:t>配置项负责人提交版本 -&gt; 配置管理员检查命名和版本 -&gt; QA 负责人检查内容口径 -&gt; 评审组确认问题 -&gt; 作者修复 -&gt; 版本发布 -&gt; 状态更新</w:t>
+        <w:t>配置项负责人提交版本 -&gt; 配置管理员检查命名和版本 -&gt; QA 负责人检查内容口径 -&gt; 评审组确认问题 -&gt; 作者修复 -&gt; 版本发布 -&gt; 状态更新 -&gt; 必要时纳入基线</w:t>
       </w:r>
     </w:p>
     <w:p>
@@ -476,7 +609,7 @@
     </w:p>
     <w:p>
       <w:r>
-        <w:t>配置项评审问题必须记录编号、来源、责任人、修复说明、复查人和关闭日期。未关闭的严重问题不得进入候选基线。</w:t>
+        <w:t>配置项评审问题必须记录编号、来源、责任人、修复说明、复查人和关闭日期。未关闭的严重问题不得进入 SRS-BASELINE-V1.0。</w:t>
       </w:r>
     </w:p>
     <w:p>
@@ -497,22 +630,22 @@
     </w:p>
     <w:p>
       <w:r>
-        <w:t>| 基线名称 | 构成配置项 | 建立时机 | 审批人 |</w:t>
+        <w:t>| 基线名称 | 构成配置项 | 建立时机 | 审批人 | 状态 |</w:t>
       </w:r>
     </w:p>
     <w:p>
       <w:r>
-        <w:t>| --- | --- | --- | --- |</w:t>
+        <w:t>| --- | --- | --- | --- | --- |</w:t>
       </w:r>
     </w:p>
     <w:p>
       <w:r>
-        <w:t>| 需求候选基线 | SRS、用例文档、测试用例说明书、评审记录 | R4 评审后 | 项目组长 |</w:t>
+        <w:t>| 需求候选基线 | SRS、用例文档、测试用例说明书、评审记录 | R4 评审后 | 项目组长 | 候选完成 |</w:t>
       </w:r>
     </w:p>
     <w:p>
       <w:r>
-        <w:t>| SRS-BASELINE-V1.0 | SRS、用例文档、测试用例说明书、评审与基线记录、QAP、CMP | 交付前基线审计通过后 | CCB |</w:t>
+        <w:t>| SRS-BASELINE-V1.0 | SRS、用例文档、测试用例说明书、评审与基线记录、QAP V1.3、CMP V1.3 | 交付前基线审计通过后 | CCB | V1.3 定稿 |</w:t>
       </w:r>
     </w:p>
     <w:p>
@@ -530,7 +663,7 @@
     </w:p>
     <w:p>
       <w:r>
-        <w:t>候选配置项提交 -&gt; 评审问题关闭 -&gt; 配置管理员核对版本 -&gt; QA 核对 40/47/78 口径 -&gt; CCB 批准 -&gt; 建立基线标签 -&gt; 发布基线说明</w:t>
+        <w:t>候选配置项提交 -&gt; 评审问题关闭 -&gt; 配置管理员核对版本 -&gt; QA 核对 40/47/78 口径 -&gt; CCB 批准 -&gt; 建立 SRS-BASELINE-V1.0 -&gt; 发布基线说明</w:t>
       </w:r>
     </w:p>
     <w:p>
@@ -573,12 +706,12 @@
     </w:p>
     <w:p>
       <w:r>
-        <w:t>| QAP | 质量目标、度量、基线准入和变更质量控制完整。 |</w:t>
+        <w:t>| QAP | V1.0-V1.3 连续版本完整，V1.3 为最终交付副本口径。 |</w:t>
       </w:r>
     </w:p>
     <w:p>
       <w:r>
-        <w:t>| CMP | 配置项、版本、基线、变更和状态报告规则完整。 |</w:t>
+        <w:t>| CMP | V1.0-V1.3 连续版本完整，V1.3 为最终交付副本口径。 |</w:t>
       </w:r>
     </w:p>
     <w:p>
@@ -616,7 +749,7 @@
     </w:p>
     <w:p>
       <w:r>
-        <w:t>| 基线定稿审计 | V1.3 发布前 | SRS-BASELINE-V1.0 口径、QAP/CMP 版本连续性 | 项目组长 |</w:t>
+        <w:t>| 基线定稿审计 | V1.3 发布前 | SRS-BASELINE-V1.0 口径、QAP/CMP 版本连续性、原文件对应关系 | 项目组长 |</w:t>
       </w:r>
     </w:p>
     <w:p>
@@ -680,7 +813,7 @@
     </w:p>
     <w:p>
       <w:r>
-        <w:t>提交变更申请 -&gt; 配置管理员初审 -&gt; 影响分析 -&gt; CCB 评审 -&gt; 批准/驳回/延期 -&gt; 实施变更 -&gt; QA 复查 -&gt; 配置库更新</w:t>
+        <w:t>提交变更申请 -&gt; 配置管理员初审 -&gt; 影响分析 -&gt; CCB 评审 -&gt; 批准/驳回/延期 -&gt; 实施变更 -&gt; QA 复查 -&gt; 配置库更新 -&gt; 必要时更新基线</w:t>
       </w:r>
     </w:p>
     <w:p>
@@ -708,7 +841,7 @@
     </w:p>
     <w:p>
       <w:r>
-        <w:t>| I 类重大变更 | 影响基线、40 条需求口径或核心业务流程 | CCB | 新增或删除需求，改变基线范围。 |</w:t>
+        <w:t>| I 类重大变更 | 影响 SRS-BASELINE-V1.0、40 条需求口径或核心业务流程 | CCB | 新增或删除需求，改变基线范围。 |</w:t>
       </w:r>
     </w:p>
     <w:p>
@@ -768,6 +901,14 @@
     </w:p>
     <w:p>
       <w:pPr>
+        <w:pStyle w:val="ListBullet"/>
+      </w:pPr>
+      <w:r>
+        <w:t>是否产生新的版本文件或仅更新当前交付副本。</w:t>
+      </w:r>
+    </w:p>
+    <w:p>
+      <w:pPr>
         <w:pStyle w:val="Heading1"/>
       </w:pPr>
       <w:r>
@@ -817,12 +958,42 @@
         <w:pStyle w:val="Heading2"/>
       </w:pPr>
       <w:r>
-        <w:t>8.2 状态字段</w:t>
+        <w:t>8.2 V1.3 配置状态表</w:t>
       </w:r>
     </w:p>
     <w:p>
       <w:r>
-        <w:t>配置状态报告至少包含 CI 编号、配置项名称、当前版本、状态、负责人、最近更新日期、关联基线和待处理问题。</w:t>
+        <w:t>| CI 编号 | 配置项 | 当前版本 | 状态 | 关联基线 |</w:t>
+      </w:r>
+    </w:p>
+    <w:p>
+      <w:r>
+        <w:t>| --- | --- | --- | --- | --- |</w:t>
+      </w:r>
+    </w:p>
+    <w:p>
+      <w:r>
+        <w:t>| CI-08 | SRS 需求规格说明书 | SRS-BASELINE-V1.0 | 已基线 | SRS-BASELINE-V1.0 |</w:t>
+      </w:r>
+    </w:p>
+    <w:p>
+      <w:r>
+        <w:t>| CI-06 | 用例文档 | V1.0 或最终交付版 | 已确认 | SRS-BASELINE-V1.0 |</w:t>
+      </w:r>
+    </w:p>
+    <w:p>
+      <w:r>
+        <w:t>| CI-10 | 测试用例说明书 | V1.0 或最终交付版 | 已确认 | SRS-BASELINE-V1.0 |</w:t>
+      </w:r>
+    </w:p>
+    <w:p>
+      <w:r>
+        <w:t>| CI-22 | 质量保证计划 | V1.3 | 已基线 | SRS-BASELINE-V1.0 |</w:t>
+      </w:r>
+    </w:p>
+    <w:p>
+      <w:r>
+        <w:t>| CI-23 | 配置管理计划 | V1.3 | 已基线 | SRS-BASELINE-V1.0 |</w:t>
       </w:r>
     </w:p>
     <w:p>
@@ -873,6 +1044,56 @@
     </w:p>
     <w:p>
       <w:r>
+        <w:t>质量保证计划(QAP)-V1.0.md/docx</w:t>
+      </w:r>
+    </w:p>
+    <w:p>
+      <w:r>
+        <w:t>质量保证计划(QAP)-V1.1.md/docx</w:t>
+      </w:r>
+    </w:p>
+    <w:p>
+      <w:r>
+        <w:t>质量保证计划(QAP)-V1.2.md/docx</w:t>
+      </w:r>
+    </w:p>
+    <w:p>
+      <w:r>
+        <w:t>质量保证计划(QAP)-V1.3.md/docx</w:t>
+      </w:r>
+    </w:p>
+    <w:p>
+      <w:r>
+        <w:t>质量保证计划(QAP).docx</w:t>
+      </w:r>
+    </w:p>
+    <w:p>
+      <w:r>
+        <w:t>配置管理计划(CMP)-V1.0.md/docx</w:t>
+      </w:r>
+    </w:p>
+    <w:p>
+      <w:r>
+        <w:t>配置管理计划(CMP)-V1.1.md/docx</w:t>
+      </w:r>
+    </w:p>
+    <w:p>
+      <w:r>
+        <w:t>配置管理计划(CMP)-V1.2.md/docx</w:t>
+      </w:r>
+    </w:p>
+    <w:p>
+      <w:r>
+        <w:t>配置管理计划(CMP)-V1.3.md/docx</w:t>
+      </w:r>
+    </w:p>
+    <w:p>
+      <w:r>
+        <w:t>配置管理计划(CMP).docx</w:t>
+      </w:r>
+    </w:p>
+    <w:p>
+      <w:r>
         <w:t>```</w:t>
       </w:r>
     </w:p>
@@ -910,16 +1131,51 @@
       </w:r>
     </w:p>
     <w:p>
+      <w:r>
+        <w:t>| V1.0-V1.3 版本链 | 版本文件独立保存 | 每次版本发布 | 永久保留 |</w:t>
+      </w:r>
+    </w:p>
+    <w:p>
       <w:pPr>
         <w:pStyle w:val="Heading1"/>
       </w:pPr>
       <w:r>
-        <w:t>10. V1.2 交付说明</w:t>
+        <w:t>10. 审批与交付结论</w:t>
       </w:r>
     </w:p>
     <w:p>
       <w:r>
-        <w:t>V1.2 已在 V1.1 基础上补充基线管理、变更控制、配置状态报告和审计规则。V1.3 将以 SRS-BASELINE-V1.0 为最终基线口径，固定 40 条需求、47 个用例、78 条测试用例的配置状态。</w:t>
+        <w:t>| 审批项 | 结论 |</w:t>
+      </w:r>
+    </w:p>
+    <w:p>
+      <w:r>
+        <w:t>| --- | --- |</w:t>
+      </w:r>
+    </w:p>
+    <w:p>
+      <w:r>
+        <w:t>| CMP 版本连续性 | V1.0、V1.1、V1.2、V1.3 已建立。 |</w:t>
+      </w:r>
+    </w:p>
+    <w:p>
+      <w:r>
+        <w:t>| 文档级元信息 | 已补齐并统一。 |</w:t>
+      </w:r>
+    </w:p>
+    <w:p>
+      <w:r>
+        <w:t>| 基线口径 | 已与 SRS-BASELINE-V1.0、40 条需求、47 个用例、78 条测试用例对齐。 |</w:t>
+      </w:r>
+    </w:p>
+    <w:p>
+      <w:r>
+        <w:t>| 最终交付副本 | “配置管理计划(CMP).docx”对应 V1.3。 |</w:t>
+      </w:r>
+    </w:p>
+    <w:p>
+      <w:r>
+        <w:t>| 发布状态 | 可作为需求工程阶段配置管理计划最终交付件。 |</w:t>
       </w:r>
     </w:p>
     <w:sectPr>

--- a/13-质量与配置管理/配置管理计划(CMP).docx
+++ b/13-质量与配置管理/配置管理计划(CMP).docx
@@ -2,6 +2,209 @@
 <file path=word/document.xml><?xml version="1.0" encoding="utf-8"?>
 <w:document xmlns:wpc="http://schemas.microsoft.com/office/word/2010/wordprocessingCanvas" xmlns:mo="http://schemas.microsoft.com/office/mac/office/2008/main" xmlns:mc="http://schemas.openxmlformats.org/markup-compatibility/2006" xmlns:mv="urn:schemas-microsoft-com:mac:vml" xmlns:o="urn:schemas-microsoft-com:office:office" xmlns:r="http://schemas.openxmlformats.org/officeDocument/2006/relationships" xmlns:m="http://schemas.openxmlformats.org/officeDocument/2006/math" xmlns:v="urn:schemas-microsoft-com:vml" xmlns:wp14="http://schemas.microsoft.com/office/word/2010/wordprocessingDrawing" xmlns:wp="http://schemas.openxmlformats.org/drawingml/2006/wordprocessingDrawing" xmlns:w10="urn:schemas-microsoft-com:office:word" xmlns:w="http://schemas.openxmlformats.org/wordprocessingml/2006/main" xmlns:w14="http://schemas.microsoft.com/office/word/2010/wordml" xmlns:wpg="http://schemas.microsoft.com/office/word/2010/wordprocessingGroup" xmlns:wpi="http://schemas.microsoft.com/office/word/2010/wordprocessingInk" xmlns:wne="http://schemas.microsoft.com/office/word/2006/wordml" xmlns:wps="http://schemas.microsoft.com/office/word/2010/wordprocessingShape" mc:Ignorable="w14 wp14">
   <w:body>
+    <w:p>
+      <w:pPr>
+        <w:spacing w:before="0" w:after="360"/>
+        <w:jc w:val="center"/>
+      </w:pPr>
+      <w:r>
+        <w:rPr>
+          <w:rFonts w:ascii="宋体" w:hAnsi="宋体" w:eastAsia="宋体"/>
+          <w:b w:val="0"/>
+          <w:sz w:val="16"/>
+        </w:rPr>
+      </w:r>
+    </w:p>
+    <w:p>
+      <w:pPr>
+        <w:spacing w:before="0" w:after="160"/>
+        <w:jc w:val="center"/>
+      </w:pPr>
+      <w:r>
+        <w:rPr>
+          <w:rFonts w:ascii="宋体" w:hAnsi="宋体" w:eastAsia="宋体"/>
+          <w:b/>
+          <w:sz w:val="48"/>
+        </w:rPr>
+        <w:t>校务问答机器人</w:t>
+      </w:r>
+    </w:p>
+    <w:p>
+      <w:pPr>
+        <w:spacing w:before="0" w:after="360"/>
+        <w:jc w:val="center"/>
+      </w:pPr>
+      <w:r>
+        <w:rPr>
+          <w:rFonts w:ascii="宋体" w:hAnsi="宋体" w:eastAsia="宋体"/>
+          <w:b/>
+          <w:sz w:val="40"/>
+        </w:rPr>
+        <w:t>配置管理计划(CMP)</w:t>
+      </w:r>
+    </w:p>
+    <w:p>
+      <w:pPr>
+        <w:spacing w:after="480"/>
+        <w:jc w:val="center"/>
+      </w:pPr>
+      <w:r>
+        <w:drawing>
+          <wp:inline xmlns:a="http://schemas.openxmlformats.org/drawingml/2006/main" xmlns:pic="http://schemas.openxmlformats.org/drawingml/2006/picture">
+            <wp:extent cx="1143000" cy="953011"/>
+            <wp:docPr id="2" name="Picture 2"/>
+            <wp:cNvGraphicFramePr>
+              <a:graphicFrameLocks noChangeAspect="1"/>
+            </wp:cNvGraphicFramePr>
+            <a:graphic>
+              <a:graphicData uri="http://schemas.openxmlformats.org/drawingml/2006/picture">
+                <pic:pic>
+                  <pic:nvPicPr>
+                    <pic:cNvPr id="0" name="image.png"/>
+                    <pic:cNvPicPr/>
+                  </pic:nvPicPr>
+                  <pic:blipFill>
+                    <a:blip r:embed="rId9"/>
+                    <a:stretch>
+                      <a:fillRect/>
+                    </a:stretch>
+                  </pic:blipFill>
+                  <pic:spPr>
+                    <a:xfrm>
+                      <a:off x="0" y="0"/>
+                      <a:ext cx="1143000" cy="953011"/>
+                    </a:xfrm>
+                    <a:prstGeom prst="rect"/>
+                  </pic:spPr>
+                </pic:pic>
+              </a:graphicData>
+            </a:graphic>
+          </wp:inline>
+        </w:drawing>
+      </w:r>
+    </w:p>
+    <w:p>
+      <w:pPr>
+        <w:spacing w:before="0" w:after="80"/>
+        <w:jc w:val="center"/>
+      </w:pPr>
+      <w:r>
+        <w:rPr>
+          <w:rFonts w:ascii="宋体" w:hAnsi="宋体" w:eastAsia="宋体"/>
+          <w:b w:val="0"/>
+          <w:sz w:val="24"/>
+        </w:rPr>
+        <w:t>项目名称：智慧校园助手（SRA2026）校务问答机器人</w:t>
+      </w:r>
+    </w:p>
+    <w:p>
+      <w:pPr>
+        <w:spacing w:before="0" w:after="80"/>
+        <w:jc w:val="center"/>
+      </w:pPr>
+      <w:r>
+        <w:rPr>
+          <w:rFonts w:ascii="宋体" w:hAnsi="宋体" w:eastAsia="宋体"/>
+          <w:b w:val="0"/>
+          <w:sz w:val="24"/>
+        </w:rPr>
+        <w:t>文档编号：SRA2026-CMP-V1.3</w:t>
+      </w:r>
+    </w:p>
+    <w:p>
+      <w:pPr>
+        <w:spacing w:before="0" w:after="80"/>
+        <w:jc w:val="center"/>
+      </w:pPr>
+      <w:r>
+        <w:rPr>
+          <w:rFonts w:ascii="宋体" w:hAnsi="宋体" w:eastAsia="宋体"/>
+          <w:b w:val="0"/>
+          <w:sz w:val="24"/>
+        </w:rPr>
+        <w:t>版本：V1.3</w:t>
+      </w:r>
+    </w:p>
+    <w:p>
+      <w:pPr>
+        <w:spacing w:before="0" w:after="80"/>
+        <w:jc w:val="center"/>
+      </w:pPr>
+      <w:r>
+        <w:rPr>
+          <w:rFonts w:ascii="宋体" w:hAnsi="宋体" w:eastAsia="宋体"/>
+          <w:b w:val="0"/>
+          <w:sz w:val="24"/>
+        </w:rPr>
+        <w:t>状态：基线定稿 / 最终交付副本</w:t>
+      </w:r>
+    </w:p>
+    <w:p>
+      <w:pPr>
+        <w:spacing w:before="0" w:after="80"/>
+        <w:jc w:val="center"/>
+      </w:pPr>
+      <w:r>
+        <w:rPr>
+          <w:rFonts w:ascii="宋体" w:hAnsi="宋体" w:eastAsia="宋体"/>
+          <w:b w:val="0"/>
+          <w:sz w:val="24"/>
+        </w:rPr>
+        <w:t>编制日期：2026年6月20日</w:t>
+      </w:r>
+    </w:p>
+    <w:p>
+      <w:pPr>
+        <w:spacing w:before="0" w:after="80"/>
+        <w:jc w:val="center"/>
+      </w:pPr>
+      <w:r>
+        <w:rPr>
+          <w:rFonts w:ascii="宋体" w:hAnsi="宋体" w:eastAsia="宋体"/>
+          <w:b w:val="0"/>
+          <w:sz w:val="24"/>
+        </w:rPr>
+        <w:t>编制团队：SRA2026-G10 项目组</w:t>
+      </w:r>
+    </w:p>
+    <w:p>
+      <w:pPr>
+        <w:spacing w:before="0" w:after="0"/>
+        <w:jc w:val="center"/>
+      </w:pPr>
+      <w:r>
+        <w:rPr>
+          <w:rFonts w:ascii="宋体" w:hAnsi="宋体" w:eastAsia="宋体"/>
+          <w:b w:val="0"/>
+          <w:color w:val="666666"/>
+          <w:sz w:val="21"/>
+        </w:rPr>
+        <w:t>适用范围：软件需求工程课程项目交付文档</w:t>
+      </w:r>
+    </w:p>
+    <w:p>
+      <w:pPr>
+        <w:spacing w:before="480" w:after="0"/>
+        <w:jc w:val="center"/>
+      </w:pPr>
+      <w:r>
+        <w:rPr>
+          <w:rFonts w:ascii="宋体" w:hAnsi="宋体" w:eastAsia="宋体"/>
+          <w:b w:val="0"/>
+          <w:color w:val="666666"/>
+          <w:sz w:val="18"/>
+        </w:rPr>
+        <w:t>依据：SRS、RG、UG、UC、PT、设计、测试、评审与配置管理基线材料</w:t>
+      </w:r>
+    </w:p>
+    <w:p>
+      <w:pPr>
+        <w:spacing w:after="0"/>
+      </w:pPr>
+      <w:r>
+        <w:br w:type="page"/>
+      </w:r>
+    </w:p>
     <w:p>
       <w:pPr>
         <w:pStyle w:val="Title"/>
@@ -1178,6 +1381,19 @@
         <w:t>| 发布状态 | 可作为需求工程阶段配置管理计划最终交付件。 |</w:t>
       </w:r>
     </w:p>
+    <w:p>
+      <w:pPr>
+        <w:spacing w:before="0" w:after="360"/>
+        <w:jc w:val="center"/>
+      </w:pPr>
+      <w:r>
+        <w:rPr>
+          <w:rFonts w:ascii="宋体" w:hAnsi="宋体" w:eastAsia="宋体"/>
+          <w:b w:val="0"/>
+          <w:sz w:val="16"/>
+        </w:rPr>
+      </w:r>
+    </w:p>
     <w:sectPr>
       <w:pgSz w:w="12240" w:h="15840"/>
       <w:pgMar w:top="1440" w:right="1800" w:bottom="1440" w:left="1800" w:header="720" w:footer="720" w:gutter="0"/>
